--- a/rus/docx/006.content.docx
+++ b/rus/docx/006.content.docx
@@ -150,26 +150,6 @@
           <w:lang w:val="ru_RU" w:bidi="ru_RU"/>
         </w:rPr>
         <w:t>Е</w:t>
-      </w:r>
-      <w:r>
-        <w:rPr>
-          <w:lang w:val="ru_RU" w:bidi="ru_RU"/>
-        </w:rPr>
-      </w:r>
-    </w:p>
-    <w:p>
-      <w:pPr/>
-      <w:r>
-        <w:rPr>
-          <w:lang w:val="ru_RU" w:bidi="ru_RU"/>
-        </w:rPr>
-      </w:r>
-      <w:r>
-        <w:rPr>
-          <w:i/>
-          <w:lang w:val="ru_RU" w:bidi="ru_RU"/>
-        </w:rPr>
-        <w:t>Епископ*</w:t>
       </w:r>
       <w:r>
         <w:rPr>

--- a/rus/docx/006.content.docx
+++ b/rus/docx/006.content.docx
@@ -19,7 +19,7 @@
         <w:rPr>
           <w:lang w:val="ru_RU" w:bidi="ru_RU"/>
         </w:rPr>
-        <w:t>Resource: Библейский словарь (Тиндейл)</w:t>
+        <w:t>Resource: Tyndale Open Bible Dictionary</w:t>
       </w:r>
       <w:r>
         <w:rPr>
@@ -112,7 +112,7 @@
         <w:rPr>
           <w:lang w:val="ru_RU" w:bidi="ru_RU"/>
         </w:rPr>
-        <w:t>Библейский словарь (Тиндейл)</w:t>
+        <w:t>Tyndale Open Bible Dictionary</w:t>
       </w:r>
     </w:p>
     <w:p>

--- a/rus/docx/006.content.docx
+++ b/rus/docx/006.content.docx
@@ -19,7 +19,7 @@
         <w:rPr>
           <w:lang w:val="ru_RU" w:bidi="ru_RU"/>
         </w:rPr>
-        <w:t>Resource: Tyndale Open Bible Dictionary</w:t>
+        <w:t>Resource: Aquifer Open Bible Dictionary</w:t>
       </w:r>
       <w:r>
         <w:rPr>
@@ -112,7 +112,7 @@
         <w:rPr>
           <w:lang w:val="ru_RU" w:bidi="ru_RU"/>
         </w:rPr>
-        <w:t>Tyndale Open Bible Dictionary</w:t>
+        <w:t>Aquifer Open Bible Dictionary</w:t>
       </w:r>
     </w:p>
     <w:p>

--- a/rus/docx/006.content.docx
+++ b/rus/docx/006.content.docx
@@ -233,54 +233,36 @@
         </w:rPr>
         <w:t xml:space="preserve">Служитель в церкви, качества которого перечислены в </w:t>
       </w:r>
-      <w:hyperlink r:id="rId13">
-        <w:r>
-          <w:rPr>
-            <w:lang w:val="ru_RU" w:bidi="ru_RU"/>
-          </w:rPr>
-          <w:rPr>
-            <w:color w:val="0000EE"/>
-            <w:u w:val="single"/>
-          </w:rPr>
-          <w:t>1 Тимофею 3:2–7</w:t>
-        </w:r>
-      </w:hyperlink>
+      <w:r>
+        <w:rPr>
+          <w:lang w:val="ru_RU" w:bidi="ru_RU"/>
+        </w:rPr>
+        <w:t>1 Тимофею 3:2–7</w:t>
+      </w:r>
       <w:r>
         <w:rPr>
           <w:lang w:val="ru_RU" w:bidi="ru_RU"/>
         </w:rPr>
         <w:t xml:space="preserve"> и </w:t>
       </w:r>
-      <w:hyperlink r:id="rId14">
-        <w:r>
-          <w:rPr>
-            <w:lang w:val="ru_RU" w:bidi="ru_RU"/>
-          </w:rPr>
-          <w:rPr>
-            <w:color w:val="0000EE"/>
-            <w:u w:val="single"/>
-          </w:rPr>
-          <w:t>Титу 1:6–9</w:t>
-        </w:r>
-      </w:hyperlink>
+      <w:r>
+        <w:rPr>
+          <w:lang w:val="ru_RU" w:bidi="ru_RU"/>
+        </w:rPr>
+        <w:t>Титу 1:6–9</w:t>
+      </w:r>
       <w:r>
         <w:rPr>
           <w:lang w:val="ru_RU" w:bidi="ru_RU"/>
         </w:rPr>
         <w:t>. Греческое слово, от которого происходит русское существительное «епископ» (а также прилагательное «епископальный»), часто переводится в современных библейских версиях словами «пресвитер», «блюститель», «смотритель» или «попечитель»; все эти слова тесно соотносятся с современным понятием «пастор». Иисус назван «Пастырем и блюстителем» наших душ (</w:t>
       </w:r>
-      <w:hyperlink r:id="rId15">
-        <w:r>
-          <w:rPr>
-            <w:lang w:val="ru_RU" w:bidi="ru_RU"/>
-          </w:rPr>
-          <w:rPr>
-            <w:color w:val="0000EE"/>
-            <w:u w:val="single"/>
-          </w:rPr>
-          <w:t>1 Пет. 2:25</w:t>
-        </w:r>
-      </w:hyperlink>
+      <w:r>
+        <w:rPr>
+          <w:lang w:val="ru_RU" w:bidi="ru_RU"/>
+        </w:rPr>
+        <w:t>1 Пет. 2:25</w:t>
+      </w:r>
       <w:r>
         <w:rPr>
           <w:lang w:val="ru_RU" w:bidi="ru_RU"/>
@@ -301,54 +283,36 @@
         </w:rPr>
         <w:t>В Новом Завете слова «епископ» и «пресвитер» употребляются, когда речь идёт об одном и том же служителе. Об этом свидетельствует повеление Павла, данное Титу: Павел говорит Титу поставить «по всем городам пресвитеров» (или «епископов», как он впоследствии называет их) (</w:t>
       </w:r>
-      <w:hyperlink r:id="rId16">
-        <w:r>
-          <w:rPr>
-            <w:lang w:val="ru_RU" w:bidi="ru_RU"/>
-          </w:rPr>
-          <w:rPr>
-            <w:color w:val="0000EE"/>
-            <w:u w:val="single"/>
-          </w:rPr>
-          <w:t>Тит. 1:5, 7</w:t>
-        </w:r>
-      </w:hyperlink>
+      <w:r>
+        <w:rPr>
+          <w:lang w:val="ru_RU" w:bidi="ru_RU"/>
+        </w:rPr>
+        <w:t>Тит. 1:5, 7</w:t>
+      </w:r>
       <w:r>
         <w:rPr>
           <w:lang w:val="ru_RU" w:bidi="ru_RU"/>
         </w:rPr>
         <w:t>). Когда Павел был в Милите, он созвал пресвитеров Ефесской церкви и обратился к ним как к «блюстителям» церкви или её «хранителям» (</w:t>
       </w:r>
-      <w:hyperlink r:id="rId17">
-        <w:r>
-          <w:rPr>
-            <w:lang w:val="ru_RU" w:bidi="ru_RU"/>
-          </w:rPr>
-          <w:rPr>
-            <w:color w:val="0000EE"/>
-            <w:u w:val="single"/>
-          </w:rPr>
-          <w:t>Деян. 20:17, 28</w:t>
-        </w:r>
-      </w:hyperlink>
+      <w:r>
+        <w:rPr>
+          <w:lang w:val="ru_RU" w:bidi="ru_RU"/>
+        </w:rPr>
+        <w:t>Деян. 20:17, 28</w:t>
+      </w:r>
       <w:r>
         <w:rPr>
           <w:lang w:val="ru_RU" w:bidi="ru_RU"/>
         </w:rPr>
         <w:t>). В своём послании к Филиппийцам Павел приветствует «епископов и диаконов» (</w:t>
       </w:r>
-      <w:hyperlink r:id="rId18">
-        <w:r>
-          <w:rPr>
-            <w:lang w:val="ru_RU" w:bidi="ru_RU"/>
-          </w:rPr>
-          <w:rPr>
-            <w:color w:val="0000EE"/>
-            <w:u w:val="single"/>
-          </w:rPr>
-          <w:t>Фил. 1:1</w:t>
-        </w:r>
-      </w:hyperlink>
+      <w:r>
+        <w:rPr>
+          <w:lang w:val="ru_RU" w:bidi="ru_RU"/>
+        </w:rPr>
+        <w:t>Фил. 1:1</w:t>
+      </w:r>
       <w:r>
         <w:rPr>
           <w:lang w:val="ru_RU" w:bidi="ru_RU"/>
@@ -369,36 +333,24 @@
         </w:rPr>
         <w:t>Епископы, очевидно, обладали властью, однако их обязанности ещё не были чётко определены в Новом Завете. Одна из задач епископа состояла в том, чтобы противостоять ереси (</w:t>
       </w:r>
-      <w:hyperlink r:id="rId19">
-        <w:r>
-          <w:rPr>
-            <w:lang w:val="ru_RU" w:bidi="ru_RU"/>
-          </w:rPr>
-          <w:rPr>
-            <w:color w:val="0000EE"/>
-            <w:u w:val="single"/>
-          </w:rPr>
-          <w:t>Тит. 1:9</w:t>
-        </w:r>
-      </w:hyperlink>
+      <w:r>
+        <w:rPr>
+          <w:lang w:val="ru_RU" w:bidi="ru_RU"/>
+        </w:rPr>
+        <w:t>Тит. 1:9</w:t>
+      </w:r>
       <w:r>
         <w:rPr>
           <w:lang w:val="ru_RU" w:bidi="ru_RU"/>
         </w:rPr>
         <w:t>). Помимо этого епископы должны были учить и объяснять Священное Писание (</w:t>
       </w:r>
-      <w:hyperlink r:id="rId20">
-        <w:r>
-          <w:rPr>
-            <w:lang w:val="ru_RU" w:bidi="ru_RU"/>
-          </w:rPr>
-          <w:rPr>
-            <w:color w:val="0000EE"/>
-            <w:u w:val="single"/>
-          </w:rPr>
-          <w:t>1 Тим. 3:2</w:t>
-        </w:r>
-      </w:hyperlink>
+      <w:r>
+        <w:rPr>
+          <w:lang w:val="ru_RU" w:bidi="ru_RU"/>
+        </w:rPr>
+        <w:t>1 Тим. 3:2</w:t>
+      </w:r>
       <w:r>
         <w:rPr>
           <w:lang w:val="ru_RU" w:bidi="ru_RU"/>
